--- a/docs/design_document.docx
+++ b/docs/design_document.docx
@@ -1426,13 +1426,6 @@
       <w:pStyle w:val="Footer"/>
       <w:jc w:val="center"/>
     </w:pPr>
-    <w:r>
-      <w:rPr>
-        <w:color w:val="66788A"/>
-        <w:sz w:val="17"/>
-      </w:rPr>
-      <w:t>Trans-Atlantic DB - Two-Phase Commit Design Document</w:t>
-    </w:r>
   </w:p>
 </w:ftr>
 </file>
@@ -3640,6 +3633,7 @@
   <w:style w:type="character" w:default="1" w:styleId="DefaultParagraphFont">
     <w:name w:val="Default Paragraph Font"/>
     <w:uiPriority w:val="1"/>
+    <w:semiHidden/>
     <w:unhideWhenUsed/>
   </w:style>
   <w:style w:type="table" w:default="1" w:styleId="TableNormal">
